--- a/data/revised_2026-10_full/outputs/v2/Maths/SS3.1_Trigonometry_I/Mathematics_Trigonometry_I_FinalExplanation_TeacherKey.docx
+++ b/data/revised_2026-10_full/outputs/v2/Maths/SS3.1_Trigonometry_I/Mathematics_Trigonometry_I_FinalExplanation_TeacherKey.docx
@@ -1738,7 +1738,7 @@
         </w:rPr>
         <w:t xml:space="preserve">© 2026 SeaVuria and ARES. This work is licensed under a </w:t>
       </w:r>
-      <w:hyperlink w:history="1" r:id="rIdex7tso2qtmtxkwarpnlpg">
+      <w:hyperlink w:history="1" r:id="rIdlzlcdmvnhgauo4a4xupyc">
         <w:r>
           <w:rPr>
             <w:rFonts w:ascii="Arial" w:cs="Arial" w:eastAsia="Arial" w:hAnsi="Arial"/>
@@ -1758,7 +1758,7 @@
         </w:rPr>
         <w:t xml:space="preserve"> (</w:t>
       </w:r>
-      <w:hyperlink w:history="1" r:id="rIdj8m3gvixxw6a-vcoggy6d">
+      <w:hyperlink w:history="1" r:id="rIdf1zil5xwm_ntbcyx1jp9u">
         <w:r>
           <w:rPr>
             <w:rFonts w:ascii="Arial" w:cs="Arial" w:eastAsia="Arial" w:hAnsi="Arial"/>
@@ -1778,7 +1778,7 @@
         </w:rPr>
         <w:t xml:space="preserve">). To view a copy of this license, visit </w:t>
       </w:r>
-      <w:hyperlink w:history="1" r:id="rIdnla7lquq2k2hemmu6wfiw">
+      <w:hyperlink w:history="1" r:id="rIditnwhqjgoizqx6xdhqvxb">
         <w:r>
           <w:rPr>
             <w:rFonts w:ascii="Arial" w:cs="Arial" w:eastAsia="Arial" w:hAnsi="Arial"/>

--- a/data/revised_2026-10_full/outputs/v2/Maths/SS3.1_Trigonometry_I/Mathematics_Trigonometry_I_FinalExplanation_TeacherKey.docx
+++ b/data/revised_2026-10_full/outputs/v2/Maths/SS3.1_Trigonometry_I/Mathematics_Trigonometry_I_FinalExplanation_TeacherKey.docx
@@ -1738,7 +1738,7 @@
         </w:rPr>
         <w:t xml:space="preserve">© 2026 SeaVuria and ARES. This work is licensed under a </w:t>
       </w:r>
-      <w:hyperlink w:history="1" r:id="rIdlzlcdmvnhgauo4a4xupyc">
+      <w:hyperlink w:history="1" r:id="rId9zc3an4ejvblrvwqt4ivf">
         <w:r>
           <w:rPr>
             <w:rFonts w:ascii="Arial" w:cs="Arial" w:eastAsia="Arial" w:hAnsi="Arial"/>
@@ -1758,7 +1758,7 @@
         </w:rPr>
         <w:t xml:space="preserve"> (</w:t>
       </w:r>
-      <w:hyperlink w:history="1" r:id="rIdf1zil5xwm_ntbcyx1jp9u">
+      <w:hyperlink w:history="1" r:id="rId_gibqvmn3tjprprukarsc">
         <w:r>
           <w:rPr>
             <w:rFonts w:ascii="Arial" w:cs="Arial" w:eastAsia="Arial" w:hAnsi="Arial"/>
@@ -1778,7 +1778,7 @@
         </w:rPr>
         <w:t xml:space="preserve">). To view a copy of this license, visit </w:t>
       </w:r>
-      <w:hyperlink w:history="1" r:id="rIditnwhqjgoizqx6xdhqvxb">
+      <w:hyperlink w:history="1" r:id="rId3aejf_udldxtk5m1zcc_w">
         <w:r>
           <w:rPr>
             <w:rFonts w:ascii="Arial" w:cs="Arial" w:eastAsia="Arial" w:hAnsi="Arial"/>
